--- a/uploads/INV101 - Introduccion a la Investigacion-REV/planificacion/salida/PLAN_MODULAR_INV101_-_Introduccion_a_la_Investigacion.docx
+++ b/uploads/INV101 - Introduccion a la Investigacion-REV/planificacion/salida/PLAN_MODULAR_INV101_-_Introduccion_a_la_Investigacion.docx
@@ -8,6 +8,7 @@
       </w:pPr>
       <w:r>
         <w:rPr>
+          <w:rFonts w:ascii="Arial" w:hAnsi="Arial"/>
           <w:b/>
           <w:color w:val="B45309"/>
           <w:sz w:val="17"/>
@@ -17,22 +18,26 @@
       </w:r>
       <w:r>
         <w:rPr>
+          <w:rFonts w:ascii="Arial" w:hAnsi="Arial"/>
           <w:b/>
-          <w:color w:val="0F172A"/>
+          <w:color w:val="1A3A5C"/>
           <w:sz w:val="32"/>
         </w:rPr>
         <w:t>PLAN DE APRENDIZAJE MODULAR POR COMPETENCIAS (CBL)</w:t>
       </w:r>
     </w:p>
-    <w:p/>
     <w:p>
+      <w:pPr>
+        <w:jc w:val="center"/>
+      </w:pPr>
       <w:r>
         <w:rPr>
-          <w:b/>
-          <w:color w:val="1E293B"/>
-          <w:sz w:val="22"/>
+          <w:rFonts w:ascii="Arial" w:hAnsi="Arial"/>
+          <w:i/>
+          <w:color w:val="64748B"/>
+          <w:sz w:val="18"/>
         </w:rPr>
-        <w:t>1. DATOS GENERALES DEL MÓDULO</w:t>
+        <w:t>Diseño Curricular Inverso (UbD) • Evidencias Auténticas • Enfoque Inclusivo DUA • ISO 21001:2018</w:t>
       </w:r>
     </w:p>
     <w:tbl>
@@ -43,20 +48,224 @@
         <w:tblLook w:firstColumn="1" w:firstRow="1" w:lastColumn="0" w:lastRow="0" w:noHBand="0" w:noVBand="1" w:val="04A0"/>
       </w:tblPr>
       <w:tblGrid>
-        <w:gridCol w:w="2340"/>
-        <w:gridCol w:w="2340"/>
-        <w:gridCol w:w="2340"/>
-        <w:gridCol w:w="2340"/>
+        <w:gridCol w:w="4968"/>
+        <w:gridCol w:w="4968"/>
       </w:tblGrid>
       <w:tr>
         <w:tc>
           <w:tcPr>
-            <w:tcW w:type="dxa" w:w="2340"/>
+            <w:tcW w:type="dxa" w:w="4968"/>
             <w:tcMar>
-              <w:top w:w="100" w:type="dxa"/>
-              <w:bottom w:w="100" w:type="dxa"/>
-              <w:left w:w="120" w:type="dxa"/>
-              <w:right w:w="120" w:type="dxa"/>
+              <w:top w:w="60" w:type="dxa"/>
+              <w:bottom w:w="60" w:type="dxa"/>
+              <w:left w:w="100" w:type="dxa"/>
+              <w:right w:w="100" w:type="dxa"/>
+            </w:tcMar>
+            <w:shd w:fill="F1F5F9"/>
+          </w:tcPr>
+          <w:p>
+            <w:r>
+              <w:rPr>
+                <w:rFonts w:ascii="Arial" w:hAnsi="Arial"/>
+                <w:b/>
+                <w:color w:val="1E293B"/>
+                <w:sz w:val="17"/>
+              </w:rPr>
+              <w:t>Código Institucional:</w:t>
+            </w:r>
+          </w:p>
+        </w:tc>
+        <w:tc>
+          <w:tcPr>
+            <w:tcW w:type="dxa" w:w="4968"/>
+            <w:tcMar>
+              <w:top w:w="60" w:type="dxa"/>
+              <w:bottom w:w="60" w:type="dxa"/>
+              <w:left w:w="100" w:type="dxa"/>
+              <w:right w:w="100" w:type="dxa"/>
+            </w:tcMar>
+            <w:shd w:fill="FFFFFF"/>
+          </w:tcPr>
+          <w:p>
+            <w:r>
+              <w:t>DOC-DIR-CP2-PDC-INV101</w:t>
+            </w:r>
+          </w:p>
+        </w:tc>
+      </w:tr>
+      <w:tr>
+        <w:tc>
+          <w:tcPr>
+            <w:tcW w:type="dxa" w:w="4968"/>
+            <w:tcMar>
+              <w:top w:w="60" w:type="dxa"/>
+              <w:bottom w:w="60" w:type="dxa"/>
+              <w:left w:w="100" w:type="dxa"/>
+              <w:right w:w="100" w:type="dxa"/>
+            </w:tcMar>
+            <w:shd w:fill="F1F5F9"/>
+          </w:tcPr>
+          <w:p>
+            <w:r>
+              <w:rPr>
+                <w:rFonts w:ascii="Arial" w:hAnsi="Arial"/>
+                <w:b/>
+                <w:color w:val="1E293B"/>
+                <w:sz w:val="17"/>
+              </w:rPr>
+              <w:t>Versión Documental Vigente:</w:t>
+            </w:r>
+          </w:p>
+        </w:tc>
+        <w:tc>
+          <w:tcPr>
+            <w:tcW w:type="dxa" w:w="4968"/>
+            <w:tcMar>
+              <w:top w:w="60" w:type="dxa"/>
+              <w:bottom w:w="60" w:type="dxa"/>
+              <w:left w:w="100" w:type="dxa"/>
+              <w:right w:w="100" w:type="dxa"/>
+            </w:tcMar>
+            <w:shd w:fill="FFFFFF"/>
+          </w:tcPr>
+          <w:p>
+            <w:r>
+              <w:rPr>
+                <w:rFonts w:ascii="Arial" w:hAnsi="Arial"/>
+                <w:b w:val="0"/>
+                <w:color w:val="0F172A"/>
+                <w:sz w:val="17"/>
+              </w:rPr>
+              <w:t>1.0 (Oficial Aprobado)</w:t>
+            </w:r>
+          </w:p>
+        </w:tc>
+      </w:tr>
+      <w:tr>
+        <w:tc>
+          <w:tcPr>
+            <w:tcW w:type="dxa" w:w="4968"/>
+            <w:tcMar>
+              <w:top w:w="60" w:type="dxa"/>
+              <w:bottom w:w="60" w:type="dxa"/>
+              <w:left w:w="100" w:type="dxa"/>
+              <w:right w:w="100" w:type="dxa"/>
+            </w:tcMar>
+            <w:shd w:fill="F1F5F9"/>
+          </w:tcPr>
+          <w:p>
+            <w:r>
+              <w:rPr>
+                <w:rFonts w:ascii="Arial" w:hAnsi="Arial"/>
+                <w:b/>
+                <w:color w:val="1E293B"/>
+                <w:sz w:val="17"/>
+              </w:rPr>
+              <w:t>Marco Normativo / Sistema:</w:t>
+            </w:r>
+          </w:p>
+        </w:tc>
+        <w:tc>
+          <w:tcPr>
+            <w:tcW w:type="dxa" w:w="4968"/>
+            <w:tcMar>
+              <w:top w:w="60" w:type="dxa"/>
+              <w:bottom w:w="60" w:type="dxa"/>
+              <w:left w:w="100" w:type="dxa"/>
+              <w:right w:w="100" w:type="dxa"/>
+            </w:tcMar>
+            <w:shd w:fill="FFFFFF"/>
+          </w:tcPr>
+          <w:p>
+            <w:r>
+              <w:rPr>
+                <w:rFonts w:ascii="Arial" w:hAnsi="Arial"/>
+                <w:b w:val="0"/>
+                <w:color w:val="0F172A"/>
+                <w:sz w:val="17"/>
+              </w:rPr>
+              <w:t>ISO 21001:2018 (EOMS) Cláusula 7.5 • Información Documentada</w:t>
+            </w:r>
+          </w:p>
+        </w:tc>
+      </w:tr>
+      <w:tr>
+        <w:tc>
+          <w:tcPr>
+            <w:tcW w:type="dxa" w:w="4968"/>
+            <w:tcMar>
+              <w:top w:w="60" w:type="dxa"/>
+              <w:bottom w:w="60" w:type="dxa"/>
+              <w:left w:w="100" w:type="dxa"/>
+              <w:right w:w="100" w:type="dxa"/>
+            </w:tcMar>
+            <w:shd w:fill="F1F5F9"/>
+          </w:tcPr>
+          <w:p>
+            <w:r>
+              <w:rPr>
+                <w:rFonts w:ascii="Arial" w:hAnsi="Arial"/>
+                <w:b/>
+                <w:color w:val="1E293B"/>
+                <w:sz w:val="17"/>
+              </w:rPr>
+              <w:t>Vigencia Académica:</w:t>
+            </w:r>
+          </w:p>
+        </w:tc>
+        <w:tc>
+          <w:tcPr>
+            <w:tcW w:type="dxa" w:w="4968"/>
+            <w:tcMar>
+              <w:top w:w="60" w:type="dxa"/>
+              <w:bottom w:w="60" w:type="dxa"/>
+              <w:left w:w="100" w:type="dxa"/>
+              <w:right w:w="100" w:type="dxa"/>
+            </w:tcMar>
+            <w:shd w:fill="FFFFFF"/>
+          </w:tcPr>
+          <w:p>
+            <w:r>
+              <w:t>Módulo 1 - 2026 • Semestre Académico Oficial</w:t>
+            </w:r>
+          </w:p>
+        </w:tc>
+      </w:tr>
+    </w:tbl>
+    <w:p/>
+    <w:p>
+      <w:r>
+        <w:rPr>
+          <w:rFonts w:ascii="Arial" w:hAnsi="Arial"/>
+          <w:b/>
+          <w:color w:val="1E293B"/>
+          <w:sz w:val="22"/>
+        </w:rPr>
+        <w:t>1. DATOS GENERALES DEL MÓDULO Y DISTRIBUCIÓN HORARIA</w:t>
+      </w:r>
+    </w:p>
+    <w:tbl>
+      <w:tblPr>
+        <w:tblW w:type="auto" w:w="0"/>
+        <w:jc w:val="center"/>
+        <w:tblLayout w:type="fixed"/>
+        <w:tblLook w:firstColumn="1" w:firstRow="1" w:lastColumn="0" w:lastRow="0" w:noHBand="0" w:noVBand="1" w:val="04A0"/>
+      </w:tblPr>
+      <w:tblGrid>
+        <w:gridCol w:w="2484"/>
+        <w:gridCol w:w="2484"/>
+        <w:gridCol w:w="2484"/>
+        <w:gridCol w:w="2484"/>
+      </w:tblGrid>
+      <w:tr>
+        <w:tc>
+          <w:tcPr>
+            <w:tcW w:type="dxa" w:w="2484"/>
+            <w:tcMar>
+              <w:top w:w="80" w:type="dxa"/>
+              <w:bottom w:w="80" w:type="dxa"/>
+              <w:left w:w="100" w:type="dxa"/>
+              <w:right w:w="100" w:type="dxa"/>
             </w:tcMar>
             <w:shd w:fill="F1F5F9"/>
           </w:tcPr>
@@ -66,9 +275,10 @@
             </w:pPr>
             <w:r>
               <w:rPr>
+                <w:rFonts w:ascii="Arial" w:hAnsi="Arial"/>
                 <w:b/>
                 <w:color w:val="1E293B"/>
-                <w:sz w:val="19"/>
+                <w:sz w:val="17"/>
               </w:rPr>
               <w:t>Código:</w:t>
             </w:r>
@@ -76,12 +286,12 @@
         </w:tc>
         <w:tc>
           <w:tcPr>
-            <w:tcW w:type="dxa" w:w="2340"/>
+            <w:tcW w:type="dxa" w:w="2484"/>
             <w:tcMar>
-              <w:top w:w="100" w:type="dxa"/>
-              <w:bottom w:w="100" w:type="dxa"/>
-              <w:left w:w="120" w:type="dxa"/>
-              <w:right w:w="120" w:type="dxa"/>
+              <w:top w:w="80" w:type="dxa"/>
+              <w:bottom w:w="80" w:type="dxa"/>
+              <w:left w:w="100" w:type="dxa"/>
+              <w:right w:w="100" w:type="dxa"/>
             </w:tcMar>
             <w:shd w:fill="FFFFFF"/>
           </w:tcPr>
@@ -96,12 +306,12 @@
         </w:tc>
         <w:tc>
           <w:tcPr>
-            <w:tcW w:type="dxa" w:w="2340"/>
+            <w:tcW w:type="dxa" w:w="2484"/>
             <w:tcMar>
-              <w:top w:w="100" w:type="dxa"/>
-              <w:bottom w:w="100" w:type="dxa"/>
-              <w:left w:w="120" w:type="dxa"/>
-              <w:right w:w="120" w:type="dxa"/>
+              <w:top w:w="80" w:type="dxa"/>
+              <w:bottom w:w="80" w:type="dxa"/>
+              <w:left w:w="100" w:type="dxa"/>
+              <w:right w:w="100" w:type="dxa"/>
             </w:tcMar>
             <w:shd w:fill="F1F5F9"/>
           </w:tcPr>
@@ -111,9 +321,10 @@
             </w:pPr>
             <w:r>
               <w:rPr>
+                <w:rFonts w:ascii="Arial" w:hAnsi="Arial"/>
                 <w:b/>
                 <w:color w:val="1E293B"/>
-                <w:sz w:val="19"/>
+                <w:sz w:val="17"/>
               </w:rPr>
               <w:t>Asignatura / Módulo:</w:t>
             </w:r>
@@ -121,12 +332,12 @@
         </w:tc>
         <w:tc>
           <w:tcPr>
-            <w:tcW w:type="dxa" w:w="2340"/>
+            <w:tcW w:type="dxa" w:w="2484"/>
             <w:tcMar>
-              <w:top w:w="100" w:type="dxa"/>
-              <w:bottom w:w="100" w:type="dxa"/>
-              <w:left w:w="120" w:type="dxa"/>
-              <w:right w:w="120" w:type="dxa"/>
+              <w:top w:w="80" w:type="dxa"/>
+              <w:bottom w:w="80" w:type="dxa"/>
+              <w:left w:w="100" w:type="dxa"/>
+              <w:right w:w="100" w:type="dxa"/>
             </w:tcMar>
             <w:shd w:fill="FFFFFF"/>
           </w:tcPr>
@@ -143,12 +354,12 @@
       <w:tr>
         <w:tc>
           <w:tcPr>
-            <w:tcW w:type="dxa" w:w="2340"/>
+            <w:tcW w:type="dxa" w:w="2484"/>
             <w:tcMar>
-              <w:top w:w="100" w:type="dxa"/>
-              <w:bottom w:w="100" w:type="dxa"/>
-              <w:left w:w="120" w:type="dxa"/>
-              <w:right w:w="120" w:type="dxa"/>
+              <w:top w:w="80" w:type="dxa"/>
+              <w:bottom w:w="80" w:type="dxa"/>
+              <w:left w:w="100" w:type="dxa"/>
+              <w:right w:w="100" w:type="dxa"/>
             </w:tcMar>
             <w:shd w:fill="F1F5F9"/>
           </w:tcPr>
@@ -158,9 +369,10 @@
             </w:pPr>
             <w:r>
               <w:rPr>
+                <w:rFonts w:ascii="Arial" w:hAnsi="Arial"/>
                 <w:b/>
                 <w:color w:val="1E293B"/>
-                <w:sz w:val="19"/>
+                <w:sz w:val="17"/>
               </w:rPr>
               <w:t>Docente Titular:</w:t>
             </w:r>
@@ -168,12 +380,12 @@
         </w:tc>
         <w:tc>
           <w:tcPr>
-            <w:tcW w:type="dxa" w:w="2340"/>
+            <w:tcW w:type="dxa" w:w="2484"/>
             <w:tcMar>
-              <w:top w:w="100" w:type="dxa"/>
-              <w:bottom w:w="100" w:type="dxa"/>
-              <w:left w:w="120" w:type="dxa"/>
-              <w:right w:w="120" w:type="dxa"/>
+              <w:top w:w="80" w:type="dxa"/>
+              <w:bottom w:w="80" w:type="dxa"/>
+              <w:left w:w="100" w:type="dxa"/>
+              <w:right w:w="100" w:type="dxa"/>
             </w:tcMar>
             <w:shd w:fill="FFFFFF"/>
           </w:tcPr>
@@ -182,18 +394,18 @@
               <w:jc w:val="left"/>
             </w:pPr>
             <w:r>
-              <w:t>Docente Titular</w:t>
+              <w:t>Dr. Luis Alfredo Andia</w:t>
             </w:r>
           </w:p>
         </w:tc>
         <w:tc>
           <w:tcPr>
-            <w:tcW w:type="dxa" w:w="2340"/>
+            <w:tcW w:type="dxa" w:w="2484"/>
             <w:tcMar>
-              <w:top w:w="100" w:type="dxa"/>
-              <w:bottom w:w="100" w:type="dxa"/>
-              <w:left w:w="120" w:type="dxa"/>
-              <w:right w:w="120" w:type="dxa"/>
+              <w:top w:w="80" w:type="dxa"/>
+              <w:bottom w:w="80" w:type="dxa"/>
+              <w:left w:w="100" w:type="dxa"/>
+              <w:right w:w="100" w:type="dxa"/>
             </w:tcMar>
             <w:shd w:fill="F1F5F9"/>
           </w:tcPr>
@@ -203,22 +415,117 @@
             </w:pPr>
             <w:r>
               <w:rPr>
+                <w:rFonts w:ascii="Arial" w:hAnsi="Arial"/>
                 <w:b/>
                 <w:color w:val="1E293B"/>
-                <w:sz w:val="19"/>
+                <w:sz w:val="17"/>
               </w:rPr>
-              <w:t>Carga Horaria:</w:t>
+              <w:t>Periodo / Módulo:</w:t>
             </w:r>
           </w:p>
         </w:tc>
         <w:tc>
           <w:tcPr>
-            <w:tcW w:type="dxa" w:w="2340"/>
+            <w:tcW w:type="dxa" w:w="2484"/>
             <w:tcMar>
-              <w:top w:w="100" w:type="dxa"/>
-              <w:bottom w:w="100" w:type="dxa"/>
-              <w:left w:w="120" w:type="dxa"/>
-              <w:right w:w="120" w:type="dxa"/>
+              <w:top w:w="80" w:type="dxa"/>
+              <w:bottom w:w="80" w:type="dxa"/>
+              <w:left w:w="100" w:type="dxa"/>
+              <w:right w:w="100" w:type="dxa"/>
+            </w:tcMar>
+            <w:shd w:fill="FFFFFF"/>
+          </w:tcPr>
+          <w:p>
+            <w:pPr>
+              <w:jc w:val="left"/>
+            </w:pPr>
+            <w:r>
+              <w:t>Módulo 1 - 2026</w:t>
+            </w:r>
+          </w:p>
+        </w:tc>
+      </w:tr>
+      <w:tr>
+        <w:tc>
+          <w:tcPr>
+            <w:tcW w:type="dxa" w:w="2484"/>
+            <w:tcMar>
+              <w:top w:w="80" w:type="dxa"/>
+              <w:bottom w:w="80" w:type="dxa"/>
+              <w:left w:w="100" w:type="dxa"/>
+              <w:right w:w="100" w:type="dxa"/>
+            </w:tcMar>
+            <w:shd w:fill="F1F5F9"/>
+          </w:tcPr>
+          <w:p>
+            <w:pPr>
+              <w:jc w:val="left"/>
+            </w:pPr>
+            <w:r>
+              <w:rPr>
+                <w:rFonts w:ascii="Arial" w:hAnsi="Arial"/>
+                <w:b/>
+                <w:color w:val="1E293B"/>
+                <w:sz w:val="17"/>
+              </w:rPr>
+              <w:t>Modalidad:</w:t>
+            </w:r>
+          </w:p>
+        </w:tc>
+        <w:tc>
+          <w:tcPr>
+            <w:tcW w:type="dxa" w:w="2484"/>
+            <w:tcMar>
+              <w:top w:w="80" w:type="dxa"/>
+              <w:bottom w:w="80" w:type="dxa"/>
+              <w:left w:w="100" w:type="dxa"/>
+              <w:right w:w="100" w:type="dxa"/>
+            </w:tcMar>
+            <w:shd w:fill="FFFFFF"/>
+          </w:tcPr>
+          <w:p>
+            <w:pPr>
+              <w:jc w:val="left"/>
+            </w:pPr>
+            <w:r>
+              <w:t>Semipresencial / Aula Invertida</w:t>
+            </w:r>
+          </w:p>
+        </w:tc>
+        <w:tc>
+          <w:tcPr>
+            <w:tcW w:type="dxa" w:w="2484"/>
+            <w:tcMar>
+              <w:top w:w="80" w:type="dxa"/>
+              <w:bottom w:w="80" w:type="dxa"/>
+              <w:left w:w="100" w:type="dxa"/>
+              <w:right w:w="100" w:type="dxa"/>
+            </w:tcMar>
+            <w:shd w:fill="F1F5F9"/>
+          </w:tcPr>
+          <w:p>
+            <w:pPr>
+              <w:jc w:val="left"/>
+            </w:pPr>
+            <w:r>
+              <w:rPr>
+                <w:rFonts w:ascii="Arial" w:hAnsi="Arial"/>
+                <w:b/>
+                <w:color w:val="1E293B"/>
+                <w:sz w:val="17"/>
+              </w:rPr>
+              <w:t>Carga Horaria Total:</w:t>
+            </w:r>
+          </w:p>
+        </w:tc>
+        <w:tc>
+          <w:tcPr>
+            <w:tcW w:type="dxa" w:w="2484"/>
+            <w:tcMar>
+              <w:top w:w="80" w:type="dxa"/>
+              <w:bottom w:w="80" w:type="dxa"/>
+              <w:left w:w="100" w:type="dxa"/>
+              <w:right w:w="100" w:type="dxa"/>
             </w:tcMar>
             <w:shd w:fill="FFFFFF"/>
           </w:tcPr>
@@ -235,12 +542,12 @@
       <w:tr>
         <w:tc>
           <w:tcPr>
-            <w:tcW w:type="dxa" w:w="2340"/>
+            <w:tcW w:type="dxa" w:w="2484"/>
             <w:tcMar>
-              <w:top w:w="100" w:type="dxa"/>
-              <w:bottom w:w="100" w:type="dxa"/>
-              <w:left w:w="120" w:type="dxa"/>
-              <w:right w:w="120" w:type="dxa"/>
+              <w:top w:w="80" w:type="dxa"/>
+              <w:bottom w:w="80" w:type="dxa"/>
+              <w:left w:w="100" w:type="dxa"/>
+              <w:right w:w="100" w:type="dxa"/>
             </w:tcMar>
             <w:shd w:fill="F1F5F9"/>
           </w:tcPr>
@@ -250,22 +557,23 @@
             </w:pPr>
             <w:r>
               <w:rPr>
+                <w:rFonts w:ascii="Arial" w:hAnsi="Arial"/>
                 <w:b/>
                 <w:color w:val="1E293B"/>
-                <w:sz w:val="19"/>
+                <w:sz w:val="17"/>
               </w:rPr>
-              <w:t>Periodo / Módulo:</w:t>
+              <w:t>Horas Presenciales/Sincrónicas:</w:t>
             </w:r>
           </w:p>
         </w:tc>
         <w:tc>
           <w:tcPr>
-            <w:tcW w:type="dxa" w:w="2340"/>
+            <w:tcW w:type="dxa" w:w="2484"/>
             <w:tcMar>
-              <w:top w:w="100" w:type="dxa"/>
-              <w:bottom w:w="100" w:type="dxa"/>
-              <w:left w:w="120" w:type="dxa"/>
-              <w:right w:w="120" w:type="dxa"/>
+              <w:top w:w="80" w:type="dxa"/>
+              <w:bottom w:w="80" w:type="dxa"/>
+              <w:left w:w="100" w:type="dxa"/>
+              <w:right w:w="100" w:type="dxa"/>
             </w:tcMar>
             <w:shd w:fill="FFFFFF"/>
           </w:tcPr>
@@ -274,18 +582,18 @@
               <w:jc w:val="left"/>
             </w:pPr>
             <w:r>
-              <w:t>Módulo 1 - 2026</w:t>
+              <w:t>48 horas presenciales / sincrónicas</w:t>
             </w:r>
           </w:p>
         </w:tc>
         <w:tc>
           <w:tcPr>
-            <w:tcW w:type="dxa" w:w="2340"/>
+            <w:tcW w:type="dxa" w:w="2484"/>
             <w:tcMar>
-              <w:top w:w="100" w:type="dxa"/>
-              <w:bottom w:w="100" w:type="dxa"/>
-              <w:left w:w="120" w:type="dxa"/>
-              <w:right w:w="120" w:type="dxa"/>
+              <w:top w:w="80" w:type="dxa"/>
+              <w:bottom w:w="80" w:type="dxa"/>
+              <w:left w:w="100" w:type="dxa"/>
+              <w:right w:w="100" w:type="dxa"/>
             </w:tcMar>
             <w:shd w:fill="F1F5F9"/>
           </w:tcPr>
@@ -295,22 +603,23 @@
             </w:pPr>
             <w:r>
               <w:rPr>
+                <w:rFonts w:ascii="Arial" w:hAnsi="Arial"/>
                 <w:b/>
                 <w:color w:val="1E293B"/>
-                <w:sz w:val="19"/>
+                <w:sz w:val="17"/>
               </w:rPr>
-              <w:t>Modalidad:</w:t>
+              <w:t>Horas Autónomas / Créditos:</w:t>
             </w:r>
           </w:p>
         </w:tc>
         <w:tc>
           <w:tcPr>
-            <w:tcW w:type="dxa" w:w="2340"/>
+            <w:tcW w:type="dxa" w:w="2484"/>
             <w:tcMar>
-              <w:top w:w="100" w:type="dxa"/>
-              <w:bottom w:w="100" w:type="dxa"/>
-              <w:left w:w="120" w:type="dxa"/>
-              <w:right w:w="120" w:type="dxa"/>
+              <w:top w:w="80" w:type="dxa"/>
+              <w:bottom w:w="80" w:type="dxa"/>
+              <w:left w:w="100" w:type="dxa"/>
+              <w:right w:w="100" w:type="dxa"/>
             </w:tcMar>
             <w:shd w:fill="FFFFFF"/>
           </w:tcPr>
@@ -319,7 +628,7 @@
               <w:jc w:val="left"/>
             </w:pPr>
             <w:r>
-              <w:t>Semipresencial / Aula Invertida</w:t>
+              <w:t>32 horas de trabajo autónomo • 3 Créditos SCT / ECTS</w:t>
             </w:r>
           </w:p>
         </w:tc>
@@ -329,6 +638,7 @@
     <w:p>
       <w:r>
         <w:rPr>
+          <w:rFonts w:ascii="Arial" w:hAnsi="Arial"/>
           <w:b/>
           <w:color w:val="1E293B"/>
           <w:sz w:val="22"/>
@@ -344,46 +654,47 @@
         <w:tblLook w:firstColumn="1" w:firstRow="1" w:lastColumn="0" w:lastRow="0" w:noHBand="0" w:noVBand="1" w:val="04A0"/>
       </w:tblPr>
       <w:tblGrid>
-        <w:gridCol w:w="4680"/>
-        <w:gridCol w:w="4680"/>
+        <w:gridCol w:w="4968"/>
+        <w:gridCol w:w="4968"/>
       </w:tblGrid>
       <w:tr>
         <w:tc>
           <w:tcPr>
-            <w:tcW w:type="dxa" w:w="4680"/>
+            <w:tcW w:type="dxa" w:w="4968"/>
             <w:tcMar>
-              <w:top w:w="120" w:type="dxa"/>
-              <w:bottom w:w="120" w:type="dxa"/>
-              <w:left w:w="150" w:type="dxa"/>
-              <w:right w:w="150" w:type="dxa"/>
+              <w:top w:w="100" w:type="dxa"/>
+              <w:bottom w:w="100" w:type="dxa"/>
+              <w:left w:w="120" w:type="dxa"/>
+              <w:right w:w="120" w:type="dxa"/>
             </w:tcMar>
             <w:shd w:fill="F8FAFC"/>
           </w:tcPr>
           <w:p>
             <w:r>
               <w:rPr>
+                <w:rFonts w:ascii="Arial" w:hAnsi="Arial"/>
                 <w:b/>
                 <w:color w:val="1E293B"/>
-                <w:sz w:val="19"/>
+                <w:sz w:val="18"/>
               </w:rPr>
-              <w:t>Problema del Contexto:</w:t>
+              <w:t>Problema del Contexto Real:</w:t>
             </w:r>
           </w:p>
         </w:tc>
         <w:tc>
           <w:tcPr>
-            <w:tcW w:type="dxa" w:w="4680"/>
+            <w:tcW w:type="dxa" w:w="4968"/>
             <w:tcMar>
-              <w:top w:w="120" w:type="dxa"/>
-              <w:bottom w:w="120" w:type="dxa"/>
-              <w:left w:w="150" w:type="dxa"/>
-              <w:right w:w="150" w:type="dxa"/>
+              <w:top w:w="100" w:type="dxa"/>
+              <w:bottom w:w="100" w:type="dxa"/>
+              <w:left w:w="120" w:type="dxa"/>
+              <w:right w:w="120" w:type="dxa"/>
             </w:tcMar>
             <w:shd w:fill="FFFFFF"/>
           </w:tcPr>
           <w:p>
             <w:r>
-              <w:t>Outsourcing cognitivo y desinformacion</w:t>
+              <w:t>Riesgo de outsourcing cognitivo y uso acrítico de IA en formulación de investigaciones.</w:t>
             </w:r>
           </w:p>
         </w:tc>
@@ -391,21 +702,22 @@
       <w:tr>
         <w:tc>
           <w:tcPr>
-            <w:tcW w:type="dxa" w:w="4680"/>
+            <w:tcW w:type="dxa" w:w="4968"/>
             <w:tcMar>
-              <w:top w:w="120" w:type="dxa"/>
-              <w:bottom w:w="120" w:type="dxa"/>
-              <w:left w:w="150" w:type="dxa"/>
-              <w:right w:w="150" w:type="dxa"/>
+              <w:top w:w="100" w:type="dxa"/>
+              <w:bottom w:w="100" w:type="dxa"/>
+              <w:left w:w="120" w:type="dxa"/>
+              <w:right w:w="120" w:type="dxa"/>
             </w:tcMar>
             <w:shd w:fill="F8FAFC"/>
           </w:tcPr>
           <w:p>
             <w:r>
               <w:rPr>
+                <w:rFonts w:ascii="Arial" w:hAnsi="Arial"/>
                 <w:b/>
                 <w:color w:val="1E293B"/>
-                <w:sz w:val="19"/>
+                <w:sz w:val="18"/>
               </w:rPr>
               <w:t>Competencia Global del Módulo:</w:t>
             </w:r>
@@ -413,12 +725,12 @@
         </w:tc>
         <w:tc>
           <w:tcPr>
-            <w:tcW w:type="dxa" w:w="4680"/>
+            <w:tcW w:type="dxa" w:w="4968"/>
             <w:tcMar>
-              <w:top w:w="120" w:type="dxa"/>
-              <w:bottom w:w="120" w:type="dxa"/>
-              <w:left w:w="150" w:type="dxa"/>
-              <w:right w:w="150" w:type="dxa"/>
+              <w:top w:w="100" w:type="dxa"/>
+              <w:bottom w:w="100" w:type="dxa"/>
+              <w:left w:w="120" w:type="dxa"/>
+              <w:right w:w="120" w:type="dxa"/>
             </w:tcMar>
             <w:shd w:fill="FFFFFF"/>
           </w:tcPr>
@@ -434,6 +746,7 @@
     <w:p>
       <w:r>
         <w:rPr>
+          <w:rFonts w:ascii="Arial" w:hAnsi="Arial"/>
           <w:b/>
           <w:color w:val="1E293B"/>
           <w:sz w:val="22"/>
@@ -449,23 +762,23 @@
         <w:tblLook w:firstColumn="1" w:firstRow="1" w:lastColumn="0" w:lastRow="0" w:noHBand="0" w:noVBand="1" w:val="04A0"/>
       </w:tblPr>
       <w:tblGrid>
-        <w:gridCol w:w="1560"/>
-        <w:gridCol w:w="1560"/>
-        <w:gridCol w:w="1560"/>
-        <w:gridCol w:w="1560"/>
-        <w:gridCol w:w="1560"/>
-        <w:gridCol w:w="1560"/>
+        <w:gridCol w:w="1656"/>
+        <w:gridCol w:w="1656"/>
+        <w:gridCol w:w="1656"/>
+        <w:gridCol w:w="1656"/>
+        <w:gridCol w:w="1656"/>
+        <w:gridCol w:w="1656"/>
       </w:tblGrid>
       <w:tr>
         <w:tc>
           <w:tcPr>
-            <w:tcW w:type="dxa" w:w="1560"/>
+            <w:tcW w:type="dxa" w:w="1656"/>
             <w:shd w:fill="0F172A"/>
             <w:tcMar>
-              <w:top w:w="120" w:type="dxa"/>
-              <w:bottom w:w="120" w:type="dxa"/>
-              <w:left w:w="100" w:type="dxa"/>
-              <w:right w:w="100" w:type="dxa"/>
+              <w:top w:w="100" w:type="dxa"/>
+              <w:bottom w:w="100" w:type="dxa"/>
+              <w:left w:w="80" w:type="dxa"/>
+              <w:right w:w="80" w:type="dxa"/>
             </w:tcMar>
           </w:tcPr>
           <w:p>
@@ -474,9 +787,10 @@
             </w:pPr>
             <w:r>
               <w:rPr>
+                <w:rFonts w:ascii="Arial" w:hAnsi="Arial"/>
                 <w:b/>
                 <w:color w:val="FFFFFF"/>
-                <w:sz w:val="17"/>
+                <w:sz w:val="16"/>
               </w:rPr>
               <w:t>Fase / Semana</w:t>
             </w:r>
@@ -484,13 +798,13 @@
         </w:tc>
         <w:tc>
           <w:tcPr>
-            <w:tcW w:type="dxa" w:w="1560"/>
+            <w:tcW w:type="dxa" w:w="1656"/>
             <w:shd w:fill="0F172A"/>
             <w:tcMar>
-              <w:top w:w="120" w:type="dxa"/>
-              <w:bottom w:w="120" w:type="dxa"/>
-              <w:left w:w="100" w:type="dxa"/>
-              <w:right w:w="100" w:type="dxa"/>
+              <w:top w:w="100" w:type="dxa"/>
+              <w:bottom w:w="100" w:type="dxa"/>
+              <w:left w:w="80" w:type="dxa"/>
+              <w:right w:w="80" w:type="dxa"/>
             </w:tcMar>
           </w:tcPr>
           <w:p>
@@ -499,9 +813,10 @@
             </w:pPr>
             <w:r>
               <w:rPr>
+                <w:rFonts w:ascii="Arial" w:hAnsi="Arial"/>
                 <w:b/>
                 <w:color w:val="FFFFFF"/>
-                <w:sz w:val="17"/>
+                <w:sz w:val="16"/>
               </w:rPr>
               <w:t>Saber (Conceptual)</w:t>
             </w:r>
@@ -509,13 +824,13 @@
         </w:tc>
         <w:tc>
           <w:tcPr>
-            <w:tcW w:type="dxa" w:w="1560"/>
+            <w:tcW w:type="dxa" w:w="1656"/>
             <w:shd w:fill="0F172A"/>
             <w:tcMar>
-              <w:top w:w="120" w:type="dxa"/>
-              <w:bottom w:w="120" w:type="dxa"/>
-              <w:left w:w="100" w:type="dxa"/>
-              <w:right w:w="100" w:type="dxa"/>
+              <w:top w:w="100" w:type="dxa"/>
+              <w:bottom w:w="100" w:type="dxa"/>
+              <w:left w:w="80" w:type="dxa"/>
+              <w:right w:w="80" w:type="dxa"/>
             </w:tcMar>
           </w:tcPr>
           <w:p>
@@ -524,9 +839,10 @@
             </w:pPr>
             <w:r>
               <w:rPr>
+                <w:rFonts w:ascii="Arial" w:hAnsi="Arial"/>
                 <w:b/>
                 <w:color w:val="FFFFFF"/>
-                <w:sz w:val="17"/>
+                <w:sz w:val="16"/>
               </w:rPr>
               <w:t>Hacer (Procedimental)</w:t>
             </w:r>
@@ -534,13 +850,13 @@
         </w:tc>
         <w:tc>
           <w:tcPr>
-            <w:tcW w:type="dxa" w:w="1560"/>
+            <w:tcW w:type="dxa" w:w="1656"/>
             <w:shd w:fill="0F172A"/>
             <w:tcMar>
-              <w:top w:w="120" w:type="dxa"/>
-              <w:bottom w:w="120" w:type="dxa"/>
-              <w:left w:w="100" w:type="dxa"/>
-              <w:right w:w="100" w:type="dxa"/>
+              <w:top w:w="100" w:type="dxa"/>
+              <w:bottom w:w="100" w:type="dxa"/>
+              <w:left w:w="80" w:type="dxa"/>
+              <w:right w:w="80" w:type="dxa"/>
             </w:tcMar>
           </w:tcPr>
           <w:p>
@@ -549,9 +865,10 @@
             </w:pPr>
             <w:r>
               <w:rPr>
+                <w:rFonts w:ascii="Arial" w:hAnsi="Arial"/>
                 <w:b/>
                 <w:color w:val="FFFFFF"/>
-                <w:sz w:val="17"/>
+                <w:sz w:val="16"/>
               </w:rPr>
               <w:t>Ser y Convivir (Actitudinal)</w:t>
             </w:r>
@@ -559,13 +876,13 @@
         </w:tc>
         <w:tc>
           <w:tcPr>
-            <w:tcW w:type="dxa" w:w="1560"/>
+            <w:tcW w:type="dxa" w:w="1656"/>
             <w:shd w:fill="0F172A"/>
             <w:tcMar>
-              <w:top w:w="120" w:type="dxa"/>
-              <w:bottom w:w="120" w:type="dxa"/>
-              <w:left w:w="100" w:type="dxa"/>
-              <w:right w:w="100" w:type="dxa"/>
+              <w:top w:w="100" w:type="dxa"/>
+              <w:bottom w:w="100" w:type="dxa"/>
+              <w:left w:w="80" w:type="dxa"/>
+              <w:right w:w="80" w:type="dxa"/>
             </w:tcMar>
           </w:tcPr>
           <w:p>
@@ -574,9 +891,10 @@
             </w:pPr>
             <w:r>
               <w:rPr>
+                <w:rFonts w:ascii="Arial" w:hAnsi="Arial"/>
                 <w:b/>
                 <w:color w:val="FFFFFF"/>
-                <w:sz w:val="17"/>
+                <w:sz w:val="16"/>
               </w:rPr>
               <w:t>Sudor Intelectual (Evidencia)</w:t>
             </w:r>
@@ -584,13 +902,13 @@
         </w:tc>
         <w:tc>
           <w:tcPr>
-            <w:tcW w:type="dxa" w:w="1560"/>
+            <w:tcW w:type="dxa" w:w="1656"/>
             <w:shd w:fill="0F172A"/>
             <w:tcMar>
-              <w:top w:w="120" w:type="dxa"/>
-              <w:bottom w:w="120" w:type="dxa"/>
-              <w:left w:w="100" w:type="dxa"/>
-              <w:right w:w="100" w:type="dxa"/>
+              <w:top w:w="100" w:type="dxa"/>
+              <w:bottom w:w="100" w:type="dxa"/>
+              <w:left w:w="80" w:type="dxa"/>
+              <w:right w:w="80" w:type="dxa"/>
             </w:tcMar>
           </w:tcPr>
           <w:p>
@@ -599,9 +917,10 @@
             </w:pPr>
             <w:r>
               <w:rPr>
+                <w:rFonts w:ascii="Arial" w:hAnsi="Arial"/>
                 <w:b/>
                 <w:color w:val="FFFFFF"/>
-                <w:sz w:val="17"/>
+                <w:sz w:val="16"/>
               </w:rPr>
               <w:t>Criterio de Evaluación</w:t>
             </w:r>
@@ -611,13 +930,13 @@
       <w:tr>
         <w:tc>
           <w:tcPr>
-            <w:tcW w:type="dxa" w:w="1560"/>
+            <w:tcW w:type="dxa" w:w="1656"/>
             <w:shd w:fill="FFFFFF"/>
             <w:tcMar>
-              <w:top w:w="100" w:type="dxa"/>
-              <w:bottom w:w="100" w:type="dxa"/>
-              <w:left w:w="100" w:type="dxa"/>
-              <w:right w:w="100" w:type="dxa"/>
+              <w:top w:w="90" w:type="dxa"/>
+              <w:bottom w:w="90" w:type="dxa"/>
+              <w:left w:w="80" w:type="dxa"/>
+              <w:right w:w="80" w:type="dxa"/>
             </w:tcMar>
           </w:tcPr>
           <w:p>
@@ -633,13 +952,13 @@
         </w:tc>
         <w:tc>
           <w:tcPr>
-            <w:tcW w:type="dxa" w:w="1560"/>
+            <w:tcW w:type="dxa" w:w="1656"/>
             <w:shd w:fill="FFFFFF"/>
             <w:tcMar>
-              <w:top w:w="100" w:type="dxa"/>
-              <w:bottom w:w="100" w:type="dxa"/>
-              <w:left w:w="100" w:type="dxa"/>
-              <w:right w:w="100" w:type="dxa"/>
+              <w:top w:w="90" w:type="dxa"/>
+              <w:bottom w:w="90" w:type="dxa"/>
+              <w:left w:w="80" w:type="dxa"/>
+              <w:right w:w="80" w:type="dxa"/>
             </w:tcMar>
           </w:tcPr>
           <w:p>
@@ -653,13 +972,13 @@
         </w:tc>
         <w:tc>
           <w:tcPr>
-            <w:tcW w:type="dxa" w:w="1560"/>
+            <w:tcW w:type="dxa" w:w="1656"/>
             <w:shd w:fill="FFFFFF"/>
             <w:tcMar>
-              <w:top w:w="100" w:type="dxa"/>
-              <w:bottom w:w="100" w:type="dxa"/>
-              <w:left w:w="100" w:type="dxa"/>
-              <w:right w:w="100" w:type="dxa"/>
+              <w:top w:w="90" w:type="dxa"/>
+              <w:bottom w:w="90" w:type="dxa"/>
+              <w:left w:w="80" w:type="dxa"/>
+              <w:right w:w="80" w:type="dxa"/>
             </w:tcMar>
           </w:tcPr>
           <w:p>
@@ -673,13 +992,13 @@
         </w:tc>
         <w:tc>
           <w:tcPr>
-            <w:tcW w:type="dxa" w:w="1560"/>
+            <w:tcW w:type="dxa" w:w="1656"/>
             <w:shd w:fill="FFFFFF"/>
             <w:tcMar>
-              <w:top w:w="100" w:type="dxa"/>
-              <w:bottom w:w="100" w:type="dxa"/>
-              <w:left w:w="100" w:type="dxa"/>
-              <w:right w:w="100" w:type="dxa"/>
+              <w:top w:w="90" w:type="dxa"/>
+              <w:bottom w:w="90" w:type="dxa"/>
+              <w:left w:w="80" w:type="dxa"/>
+              <w:right w:w="80" w:type="dxa"/>
             </w:tcMar>
           </w:tcPr>
           <w:p>
@@ -693,13 +1012,13 @@
         </w:tc>
         <w:tc>
           <w:tcPr>
-            <w:tcW w:type="dxa" w:w="1560"/>
+            <w:tcW w:type="dxa" w:w="1656"/>
             <w:shd w:fill="FFFFFF"/>
             <w:tcMar>
-              <w:top w:w="100" w:type="dxa"/>
-              <w:bottom w:w="100" w:type="dxa"/>
-              <w:left w:w="100" w:type="dxa"/>
-              <w:right w:w="100" w:type="dxa"/>
+              <w:top w:w="90" w:type="dxa"/>
+              <w:bottom w:w="90" w:type="dxa"/>
+              <w:left w:w="80" w:type="dxa"/>
+              <w:right w:w="80" w:type="dxa"/>
             </w:tcMar>
           </w:tcPr>
           <w:p>
@@ -713,13 +1032,13 @@
         </w:tc>
         <w:tc>
           <w:tcPr>
-            <w:tcW w:type="dxa" w:w="1560"/>
+            <w:tcW w:type="dxa" w:w="1656"/>
             <w:shd w:fill="FFFFFF"/>
             <w:tcMar>
-              <w:top w:w="100" w:type="dxa"/>
-              <w:bottom w:w="100" w:type="dxa"/>
-              <w:left w:w="100" w:type="dxa"/>
-              <w:right w:w="100" w:type="dxa"/>
+              <w:top w:w="90" w:type="dxa"/>
+              <w:bottom w:w="90" w:type="dxa"/>
+              <w:left w:w="80" w:type="dxa"/>
+              <w:right w:w="80" w:type="dxa"/>
             </w:tcMar>
           </w:tcPr>
           <w:p>
@@ -735,13 +1054,13 @@
       <w:tr>
         <w:tc>
           <w:tcPr>
-            <w:tcW w:type="dxa" w:w="1560"/>
+            <w:tcW w:type="dxa" w:w="1656"/>
             <w:shd w:fill="F8FAFC"/>
             <w:tcMar>
-              <w:top w:w="100" w:type="dxa"/>
-              <w:bottom w:w="100" w:type="dxa"/>
-              <w:left w:w="100" w:type="dxa"/>
-              <w:right w:w="100" w:type="dxa"/>
+              <w:top w:w="90" w:type="dxa"/>
+              <w:bottom w:w="90" w:type="dxa"/>
+              <w:left w:w="80" w:type="dxa"/>
+              <w:right w:w="80" w:type="dxa"/>
             </w:tcMar>
           </w:tcPr>
           <w:p>
@@ -757,13 +1076,13 @@
         </w:tc>
         <w:tc>
           <w:tcPr>
-            <w:tcW w:type="dxa" w:w="1560"/>
+            <w:tcW w:type="dxa" w:w="1656"/>
             <w:shd w:fill="F8FAFC"/>
             <w:tcMar>
-              <w:top w:w="100" w:type="dxa"/>
-              <w:bottom w:w="100" w:type="dxa"/>
-              <w:left w:w="100" w:type="dxa"/>
-              <w:right w:w="100" w:type="dxa"/>
+              <w:top w:w="90" w:type="dxa"/>
+              <w:bottom w:w="90" w:type="dxa"/>
+              <w:left w:w="80" w:type="dxa"/>
+              <w:right w:w="80" w:type="dxa"/>
             </w:tcMar>
           </w:tcPr>
           <w:p>
@@ -777,13 +1096,13 @@
         </w:tc>
         <w:tc>
           <w:tcPr>
-            <w:tcW w:type="dxa" w:w="1560"/>
+            <w:tcW w:type="dxa" w:w="1656"/>
             <w:shd w:fill="F8FAFC"/>
             <w:tcMar>
-              <w:top w:w="100" w:type="dxa"/>
-              <w:bottom w:w="100" w:type="dxa"/>
-              <w:left w:w="100" w:type="dxa"/>
-              <w:right w:w="100" w:type="dxa"/>
+              <w:top w:w="90" w:type="dxa"/>
+              <w:bottom w:w="90" w:type="dxa"/>
+              <w:left w:w="80" w:type="dxa"/>
+              <w:right w:w="80" w:type="dxa"/>
             </w:tcMar>
           </w:tcPr>
           <w:p>
@@ -797,13 +1116,13 @@
         </w:tc>
         <w:tc>
           <w:tcPr>
-            <w:tcW w:type="dxa" w:w="1560"/>
+            <w:tcW w:type="dxa" w:w="1656"/>
             <w:shd w:fill="F8FAFC"/>
             <w:tcMar>
-              <w:top w:w="100" w:type="dxa"/>
-              <w:bottom w:w="100" w:type="dxa"/>
-              <w:left w:w="100" w:type="dxa"/>
-              <w:right w:w="100" w:type="dxa"/>
+              <w:top w:w="90" w:type="dxa"/>
+              <w:bottom w:w="90" w:type="dxa"/>
+              <w:left w:w="80" w:type="dxa"/>
+              <w:right w:w="80" w:type="dxa"/>
             </w:tcMar>
           </w:tcPr>
           <w:p>
@@ -817,13 +1136,13 @@
         </w:tc>
         <w:tc>
           <w:tcPr>
-            <w:tcW w:type="dxa" w:w="1560"/>
+            <w:tcW w:type="dxa" w:w="1656"/>
             <w:shd w:fill="F8FAFC"/>
             <w:tcMar>
-              <w:top w:w="100" w:type="dxa"/>
-              <w:bottom w:w="100" w:type="dxa"/>
-              <w:left w:w="100" w:type="dxa"/>
-              <w:right w:w="100" w:type="dxa"/>
+              <w:top w:w="90" w:type="dxa"/>
+              <w:bottom w:w="90" w:type="dxa"/>
+              <w:left w:w="80" w:type="dxa"/>
+              <w:right w:w="80" w:type="dxa"/>
             </w:tcMar>
           </w:tcPr>
           <w:p>
@@ -837,13 +1156,13 @@
         </w:tc>
         <w:tc>
           <w:tcPr>
-            <w:tcW w:type="dxa" w:w="1560"/>
+            <w:tcW w:type="dxa" w:w="1656"/>
             <w:shd w:fill="F8FAFC"/>
             <w:tcMar>
-              <w:top w:w="100" w:type="dxa"/>
-              <w:bottom w:w="100" w:type="dxa"/>
-              <w:left w:w="100" w:type="dxa"/>
-              <w:right w:w="100" w:type="dxa"/>
+              <w:top w:w="90" w:type="dxa"/>
+              <w:bottom w:w="90" w:type="dxa"/>
+              <w:left w:w="80" w:type="dxa"/>
+              <w:right w:w="80" w:type="dxa"/>
             </w:tcMar>
           </w:tcPr>
           <w:p>
@@ -859,13 +1178,13 @@
       <w:tr>
         <w:tc>
           <w:tcPr>
-            <w:tcW w:type="dxa" w:w="1560"/>
+            <w:tcW w:type="dxa" w:w="1656"/>
             <w:shd w:fill="FFFFFF"/>
             <w:tcMar>
-              <w:top w:w="100" w:type="dxa"/>
-              <w:bottom w:w="100" w:type="dxa"/>
-              <w:left w:w="100" w:type="dxa"/>
-              <w:right w:w="100" w:type="dxa"/>
+              <w:top w:w="90" w:type="dxa"/>
+              <w:bottom w:w="90" w:type="dxa"/>
+              <w:left w:w="80" w:type="dxa"/>
+              <w:right w:w="80" w:type="dxa"/>
             </w:tcMar>
           </w:tcPr>
           <w:p>
@@ -881,13 +1200,13 @@
         </w:tc>
         <w:tc>
           <w:tcPr>
-            <w:tcW w:type="dxa" w:w="1560"/>
+            <w:tcW w:type="dxa" w:w="1656"/>
             <w:shd w:fill="FFFFFF"/>
             <w:tcMar>
-              <w:top w:w="100" w:type="dxa"/>
-              <w:bottom w:w="100" w:type="dxa"/>
-              <w:left w:w="100" w:type="dxa"/>
-              <w:right w:w="100" w:type="dxa"/>
+              <w:top w:w="90" w:type="dxa"/>
+              <w:bottom w:w="90" w:type="dxa"/>
+              <w:left w:w="80" w:type="dxa"/>
+              <w:right w:w="80" w:type="dxa"/>
             </w:tcMar>
           </w:tcPr>
           <w:p>
@@ -901,13 +1220,13 @@
         </w:tc>
         <w:tc>
           <w:tcPr>
-            <w:tcW w:type="dxa" w:w="1560"/>
+            <w:tcW w:type="dxa" w:w="1656"/>
             <w:shd w:fill="FFFFFF"/>
             <w:tcMar>
-              <w:top w:w="100" w:type="dxa"/>
-              <w:bottom w:w="100" w:type="dxa"/>
-              <w:left w:w="100" w:type="dxa"/>
-              <w:right w:w="100" w:type="dxa"/>
+              <w:top w:w="90" w:type="dxa"/>
+              <w:bottom w:w="90" w:type="dxa"/>
+              <w:left w:w="80" w:type="dxa"/>
+              <w:right w:w="80" w:type="dxa"/>
             </w:tcMar>
           </w:tcPr>
           <w:p>
@@ -921,13 +1240,13 @@
         </w:tc>
         <w:tc>
           <w:tcPr>
-            <w:tcW w:type="dxa" w:w="1560"/>
+            <w:tcW w:type="dxa" w:w="1656"/>
             <w:shd w:fill="FFFFFF"/>
             <w:tcMar>
-              <w:top w:w="100" w:type="dxa"/>
-              <w:bottom w:w="100" w:type="dxa"/>
-              <w:left w:w="100" w:type="dxa"/>
-              <w:right w:w="100" w:type="dxa"/>
+              <w:top w:w="90" w:type="dxa"/>
+              <w:bottom w:w="90" w:type="dxa"/>
+              <w:left w:w="80" w:type="dxa"/>
+              <w:right w:w="80" w:type="dxa"/>
             </w:tcMar>
           </w:tcPr>
           <w:p>
@@ -941,13 +1260,13 @@
         </w:tc>
         <w:tc>
           <w:tcPr>
-            <w:tcW w:type="dxa" w:w="1560"/>
+            <w:tcW w:type="dxa" w:w="1656"/>
             <w:shd w:fill="FFFFFF"/>
             <w:tcMar>
-              <w:top w:w="100" w:type="dxa"/>
-              <w:bottom w:w="100" w:type="dxa"/>
-              <w:left w:w="100" w:type="dxa"/>
-              <w:right w:w="100" w:type="dxa"/>
+              <w:top w:w="90" w:type="dxa"/>
+              <w:bottom w:w="90" w:type="dxa"/>
+              <w:left w:w="80" w:type="dxa"/>
+              <w:right w:w="80" w:type="dxa"/>
             </w:tcMar>
           </w:tcPr>
           <w:p>
@@ -961,13 +1280,13 @@
         </w:tc>
         <w:tc>
           <w:tcPr>
-            <w:tcW w:type="dxa" w:w="1560"/>
+            <w:tcW w:type="dxa" w:w="1656"/>
             <w:shd w:fill="FFFFFF"/>
             <w:tcMar>
-              <w:top w:w="100" w:type="dxa"/>
-              <w:bottom w:w="100" w:type="dxa"/>
-              <w:left w:w="100" w:type="dxa"/>
-              <w:right w:w="100" w:type="dxa"/>
+              <w:top w:w="90" w:type="dxa"/>
+              <w:bottom w:w="90" w:type="dxa"/>
+              <w:left w:w="80" w:type="dxa"/>
+              <w:right w:w="80" w:type="dxa"/>
             </w:tcMar>
           </w:tcPr>
           <w:p>
@@ -983,13 +1302,13 @@
       <w:tr>
         <w:tc>
           <w:tcPr>
-            <w:tcW w:type="dxa" w:w="1560"/>
+            <w:tcW w:type="dxa" w:w="1656"/>
             <w:shd w:fill="F8FAFC"/>
             <w:tcMar>
-              <w:top w:w="100" w:type="dxa"/>
-              <w:bottom w:w="100" w:type="dxa"/>
-              <w:left w:w="100" w:type="dxa"/>
-              <w:right w:w="100" w:type="dxa"/>
+              <w:top w:w="90" w:type="dxa"/>
+              <w:bottom w:w="90" w:type="dxa"/>
+              <w:left w:w="80" w:type="dxa"/>
+              <w:right w:w="80" w:type="dxa"/>
             </w:tcMar>
           </w:tcPr>
           <w:p>
@@ -1005,13 +1324,13 @@
         </w:tc>
         <w:tc>
           <w:tcPr>
-            <w:tcW w:type="dxa" w:w="1560"/>
+            <w:tcW w:type="dxa" w:w="1656"/>
             <w:shd w:fill="F8FAFC"/>
             <w:tcMar>
-              <w:top w:w="100" w:type="dxa"/>
-              <w:bottom w:w="100" w:type="dxa"/>
-              <w:left w:w="100" w:type="dxa"/>
-              <w:right w:w="100" w:type="dxa"/>
+              <w:top w:w="90" w:type="dxa"/>
+              <w:bottom w:w="90" w:type="dxa"/>
+              <w:left w:w="80" w:type="dxa"/>
+              <w:right w:w="80" w:type="dxa"/>
             </w:tcMar>
           </w:tcPr>
           <w:p>
@@ -1025,13 +1344,13 @@
         </w:tc>
         <w:tc>
           <w:tcPr>
-            <w:tcW w:type="dxa" w:w="1560"/>
+            <w:tcW w:type="dxa" w:w="1656"/>
             <w:shd w:fill="F8FAFC"/>
             <w:tcMar>
-              <w:top w:w="100" w:type="dxa"/>
-              <w:bottom w:w="100" w:type="dxa"/>
-              <w:left w:w="100" w:type="dxa"/>
-              <w:right w:w="100" w:type="dxa"/>
+              <w:top w:w="90" w:type="dxa"/>
+              <w:bottom w:w="90" w:type="dxa"/>
+              <w:left w:w="80" w:type="dxa"/>
+              <w:right w:w="80" w:type="dxa"/>
             </w:tcMar>
           </w:tcPr>
           <w:p>
@@ -1045,13 +1364,13 @@
         </w:tc>
         <w:tc>
           <w:tcPr>
-            <w:tcW w:type="dxa" w:w="1560"/>
+            <w:tcW w:type="dxa" w:w="1656"/>
             <w:shd w:fill="F8FAFC"/>
             <w:tcMar>
-              <w:top w:w="100" w:type="dxa"/>
-              <w:bottom w:w="100" w:type="dxa"/>
-              <w:left w:w="100" w:type="dxa"/>
-              <w:right w:w="100" w:type="dxa"/>
+              <w:top w:w="90" w:type="dxa"/>
+              <w:bottom w:w="90" w:type="dxa"/>
+              <w:left w:w="80" w:type="dxa"/>
+              <w:right w:w="80" w:type="dxa"/>
             </w:tcMar>
           </w:tcPr>
           <w:p>
@@ -1065,13 +1384,13 @@
         </w:tc>
         <w:tc>
           <w:tcPr>
-            <w:tcW w:type="dxa" w:w="1560"/>
+            <w:tcW w:type="dxa" w:w="1656"/>
             <w:shd w:fill="F8FAFC"/>
             <w:tcMar>
-              <w:top w:w="100" w:type="dxa"/>
-              <w:bottom w:w="100" w:type="dxa"/>
-              <w:left w:w="100" w:type="dxa"/>
-              <w:right w:w="100" w:type="dxa"/>
+              <w:top w:w="90" w:type="dxa"/>
+              <w:bottom w:w="90" w:type="dxa"/>
+              <w:left w:w="80" w:type="dxa"/>
+              <w:right w:w="80" w:type="dxa"/>
             </w:tcMar>
           </w:tcPr>
           <w:p>
@@ -1085,13 +1404,13 @@
         </w:tc>
         <w:tc>
           <w:tcPr>
-            <w:tcW w:type="dxa" w:w="1560"/>
+            <w:tcW w:type="dxa" w:w="1656"/>
             <w:shd w:fill="F8FAFC"/>
             <w:tcMar>
-              <w:top w:w="100" w:type="dxa"/>
-              <w:bottom w:w="100" w:type="dxa"/>
-              <w:left w:w="100" w:type="dxa"/>
-              <w:right w:w="100" w:type="dxa"/>
+              <w:top w:w="90" w:type="dxa"/>
+              <w:bottom w:w="90" w:type="dxa"/>
+              <w:left w:w="80" w:type="dxa"/>
+              <w:right w:w="80" w:type="dxa"/>
             </w:tcMar>
           </w:tcPr>
           <w:p>
@@ -1109,6 +1428,7 @@
     <w:p>
       <w:r>
         <w:rPr>
+          <w:rFonts w:ascii="Arial" w:hAnsi="Arial"/>
           <w:b/>
           <w:color w:val="1E293B"/>
           <w:sz w:val="22"/>
@@ -1124,46 +1444,47 @@
         <w:tblLook w:firstColumn="1" w:firstRow="1" w:lastColumn="0" w:lastRow="0" w:noHBand="0" w:noVBand="1" w:val="04A0"/>
       </w:tblPr>
       <w:tblGrid>
-        <w:gridCol w:w="4680"/>
-        <w:gridCol w:w="4680"/>
+        <w:gridCol w:w="4968"/>
+        <w:gridCol w:w="4968"/>
       </w:tblGrid>
       <w:tr>
         <w:tc>
           <w:tcPr>
-            <w:tcW w:type="dxa" w:w="4680"/>
+            <w:tcW w:type="dxa" w:w="4968"/>
             <w:tcMar>
-              <w:top w:w="120" w:type="dxa"/>
-              <w:bottom w:w="120" w:type="dxa"/>
-              <w:left w:w="150" w:type="dxa"/>
-              <w:right w:w="150" w:type="dxa"/>
+              <w:top w:w="100" w:type="dxa"/>
+              <w:bottom w:w="100" w:type="dxa"/>
+              <w:left w:w="120" w:type="dxa"/>
+              <w:right w:w="120" w:type="dxa"/>
             </w:tcMar>
             <w:shd w:fill="F1F5F9"/>
           </w:tcPr>
           <w:p>
             <w:r>
               <w:rPr>
+                <w:rFonts w:ascii="Arial" w:hAnsi="Arial"/>
                 <w:b/>
                 <w:color w:val="1E293B"/>
-                <w:sz w:val="19"/>
+                <w:sz w:val="18"/>
               </w:rPr>
-              <w:t>Diseño Universal para el Aprendizaje (DUA) y Adecuaciones:</w:t>
+              <w:t>Diseño Universal para el Aprendizaje (DUA CAST 2024):</w:t>
             </w:r>
           </w:p>
         </w:tc>
         <w:tc>
           <w:tcPr>
-            <w:tcW w:type="dxa" w:w="4680"/>
+            <w:tcW w:type="dxa" w:w="4968"/>
             <w:tcMar>
-              <w:top w:w="120" w:type="dxa"/>
-              <w:bottom w:w="120" w:type="dxa"/>
-              <w:left w:w="150" w:type="dxa"/>
-              <w:right w:w="150" w:type="dxa"/>
+              <w:top w:w="100" w:type="dxa"/>
+              <w:bottom w:w="100" w:type="dxa"/>
+              <w:left w:w="120" w:type="dxa"/>
+              <w:right w:w="120" w:type="dxa"/>
             </w:tcMar>
             <w:shd w:fill="FFFFFF"/>
           </w:tcPr>
           <w:p>
             <w:r>
-              <w:t>. Múltiples medios de representación (diagramas metodológicos, grabaciones) y evaluación flexible por hitos.</w:t>
+              <w:t>Ninguno registrado (Adaptaciones DUA generales aplicadas). Múltiples medios de representación (diagramas metodológicos, grabaciones) y evaluación flexible por hitos.</w:t>
             </w:r>
           </w:p>
         </w:tc>
@@ -1171,21 +1492,22 @@
       <w:tr>
         <w:tc>
           <w:tcPr>
-            <w:tcW w:type="dxa" w:w="4680"/>
+            <w:tcW w:type="dxa" w:w="4968"/>
             <w:tcMar>
-              <w:top w:w="120" w:type="dxa"/>
-              <w:bottom w:w="120" w:type="dxa"/>
-              <w:left w:w="150" w:type="dxa"/>
-              <w:right w:w="150" w:type="dxa"/>
+              <w:top w:w="100" w:type="dxa"/>
+              <w:bottom w:w="100" w:type="dxa"/>
+              <w:left w:w="120" w:type="dxa"/>
+              <w:right w:w="120" w:type="dxa"/>
             </w:tcMar>
             <w:shd w:fill="F1F5F9"/>
           </w:tcPr>
           <w:p>
             <w:r>
               <w:rPr>
+                <w:rFonts w:ascii="Arial" w:hAnsi="Arial"/>
                 <w:b/>
                 <w:color w:val="1E293B"/>
-                <w:sz w:val="19"/>
+                <w:sz w:val="18"/>
               </w:rPr>
               <w:t>Estrategia Anti-Outsourcing y Triangulación Socrática:</w:t>
             </w:r>
@@ -1193,12 +1515,12 @@
         </w:tc>
         <w:tc>
           <w:tcPr>
-            <w:tcW w:type="dxa" w:w="4680"/>
+            <w:tcW w:type="dxa" w:w="4968"/>
             <w:tcMar>
-              <w:top w:w="120" w:type="dxa"/>
-              <w:bottom w:w="120" w:type="dxa"/>
-              <w:left w:w="150" w:type="dxa"/>
-              <w:right w:w="150" w:type="dxa"/>
+              <w:top w:w="100" w:type="dxa"/>
+              <w:bottom w:w="100" w:type="dxa"/>
+              <w:left w:w="120" w:type="dxa"/>
+              <w:right w:w="120" w:type="dxa"/>
             </w:tcMar>
             <w:shd w:fill="FFFFFF"/>
           </w:tcPr>
@@ -1214,6 +1536,7 @@
     <w:p>
       <w:r>
         <w:rPr>
+          <w:rFonts w:ascii="Arial" w:hAnsi="Arial"/>
           <w:b/>
           <w:color w:val="1E293B"/>
           <w:sz w:val="22"/>
@@ -1229,27 +1552,28 @@
         <w:tblLook w:firstColumn="1" w:firstRow="1" w:lastColumn="0" w:lastRow="0" w:noHBand="0" w:noVBand="1" w:val="04A0"/>
       </w:tblPr>
       <w:tblGrid>
-        <w:gridCol w:w="4680"/>
-        <w:gridCol w:w="4680"/>
+        <w:gridCol w:w="4968"/>
+        <w:gridCol w:w="4968"/>
       </w:tblGrid>
       <w:tr>
         <w:tc>
           <w:tcPr>
-            <w:tcW w:type="dxa" w:w="4680"/>
+            <w:tcW w:type="dxa" w:w="4968"/>
             <w:tcMar>
-              <w:top w:w="120" w:type="dxa"/>
-              <w:bottom w:w="120" w:type="dxa"/>
-              <w:left w:w="150" w:type="dxa"/>
-              <w:right w:w="150" w:type="dxa"/>
+              <w:top w:w="100" w:type="dxa"/>
+              <w:bottom w:w="100" w:type="dxa"/>
+              <w:left w:w="120" w:type="dxa"/>
+              <w:right w:w="120" w:type="dxa"/>
             </w:tcMar>
             <w:shd w:fill="FEF3C7"/>
           </w:tcPr>
           <w:p>
             <w:r>
               <w:rPr>
+                <w:rFonts w:ascii="Arial" w:hAnsi="Arial"/>
                 <w:b/>
                 <w:color w:val="B45309"/>
-                <w:sz w:val="19"/>
+                <w:sz w:val="18"/>
               </w:rPr>
               <w:t>Evidencia Auténtica Integradora:</w:t>
             </w:r>
@@ -1257,12 +1581,12 @@
         </w:tc>
         <w:tc>
           <w:tcPr>
-            <w:tcW w:type="dxa" w:w="4680"/>
+            <w:tcW w:type="dxa" w:w="4968"/>
             <w:tcMar>
-              <w:top w:w="120" w:type="dxa"/>
-              <w:bottom w:w="120" w:type="dxa"/>
-              <w:left w:w="150" w:type="dxa"/>
-              <w:right w:w="150" w:type="dxa"/>
+              <w:top w:w="100" w:type="dxa"/>
+              <w:bottom w:w="100" w:type="dxa"/>
+              <w:left w:w="120" w:type="dxa"/>
+              <w:right w:w="120" w:type="dxa"/>
             </w:tcMar>
             <w:shd w:fill="FFFFFF"/>
           </w:tcPr>
@@ -1276,26 +1600,265 @@
     </w:tbl>
     <w:p/>
     <w:p>
+      <w:r>
+        <w:rPr>
+          <w:rFonts w:ascii="Arial" w:hAnsi="Arial"/>
+          <w:b/>
+          <w:color w:val="1E293B"/>
+          <w:sz w:val="22"/>
+        </w:rPr>
+        <w:t>6. FIRMAS DE APROBACIÓN Y ASEGURAMIENTO DE LA CALIDAD (ISO 21001)</w:t>
+      </w:r>
+    </w:p>
+    <w:tbl>
+      <w:tblPr>
+        <w:tblW w:type="auto" w:w="0"/>
+        <w:jc w:val="center"/>
+        <w:tblLayout w:type="fixed"/>
+        <w:tblLook w:firstColumn="1" w:firstRow="1" w:lastColumn="0" w:lastRow="0" w:noHBand="0" w:noVBand="1" w:val="04A0"/>
+      </w:tblPr>
+      <w:tblGrid>
+        <w:gridCol w:w="3312"/>
+        <w:gridCol w:w="3312"/>
+        <w:gridCol w:w="3312"/>
+      </w:tblGrid>
+      <w:tr>
+        <w:tc>
+          <w:tcPr>
+            <w:tcW w:type="dxa" w:w="3312"/>
+            <w:tcMar>
+              <w:top w:w="300" w:type="dxa"/>
+              <w:bottom w:w="60" w:type="dxa"/>
+              <w:left w:w="60" w:type="dxa"/>
+              <w:right w:w="60" w:type="dxa"/>
+            </w:tcMar>
+            <w:shd w:fill="FAFAFA"/>
+          </w:tcPr>
+          <w:p>
+            <w:pPr>
+              <w:jc w:val="center"/>
+            </w:pPr>
+            <w:r>
+              <w:rPr>
+                <w:rFonts w:ascii="Arial" w:hAnsi="Arial"/>
+                <w:color w:val="64748B"/>
+                <w:sz w:val="16"/>
+              </w:rPr>
+              <w:t>____________________________</w:t>
+              <w:br/>
+              <w:t>Firma y Sello</w:t>
+            </w:r>
+          </w:p>
+        </w:tc>
+        <w:tc>
+          <w:tcPr>
+            <w:tcW w:type="dxa" w:w="3312"/>
+            <w:tcMar>
+              <w:top w:w="300" w:type="dxa"/>
+              <w:bottom w:w="60" w:type="dxa"/>
+              <w:left w:w="60" w:type="dxa"/>
+              <w:right w:w="60" w:type="dxa"/>
+            </w:tcMar>
+            <w:shd w:fill="FAFAFA"/>
+          </w:tcPr>
+          <w:p>
+            <w:pPr>
+              <w:jc w:val="center"/>
+            </w:pPr>
+            <w:r>
+              <w:rPr>
+                <w:rFonts w:ascii="Arial" w:hAnsi="Arial"/>
+                <w:color w:val="64748B"/>
+                <w:sz w:val="16"/>
+              </w:rPr>
+              <w:t>____________________________</w:t>
+              <w:br/>
+              <w:t>Firma y Sello</w:t>
+            </w:r>
+          </w:p>
+        </w:tc>
+        <w:tc>
+          <w:tcPr>
+            <w:tcW w:type="dxa" w:w="3312"/>
+            <w:tcMar>
+              <w:top w:w="300" w:type="dxa"/>
+              <w:bottom w:w="60" w:type="dxa"/>
+              <w:left w:w="60" w:type="dxa"/>
+              <w:right w:w="60" w:type="dxa"/>
+            </w:tcMar>
+            <w:shd w:fill="FAFAFA"/>
+          </w:tcPr>
+          <w:p>
+            <w:pPr>
+              <w:jc w:val="center"/>
+            </w:pPr>
+            <w:r>
+              <w:rPr>
+                <w:rFonts w:ascii="Arial" w:hAnsi="Arial"/>
+                <w:color w:val="64748B"/>
+                <w:sz w:val="16"/>
+              </w:rPr>
+              <w:t>____________________________</w:t>
+              <w:br/>
+              <w:t>Firma y Sello</w:t>
+            </w:r>
+          </w:p>
+        </w:tc>
+      </w:tr>
+      <w:tr>
+        <w:tc>
+          <w:tcPr>
+            <w:tcW w:type="dxa" w:w="3312"/>
+            <w:tcMar>
+              <w:top w:w="40" w:type="dxa"/>
+              <w:bottom w:w="80" w:type="dxa"/>
+              <w:left w:w="60" w:type="dxa"/>
+              <w:right w:w="60" w:type="dxa"/>
+            </w:tcMar>
+            <w:shd w:fill="F1F5F9"/>
+          </w:tcPr>
+          <w:p>
+            <w:pPr>
+              <w:jc w:val="center"/>
+            </w:pPr>
+            <w:r>
+              <w:t>DOCENTE TITULAR</w:t>
+              <w:br/>
+              <w:t>Dr. Luis Alfredo Andia</w:t>
+              <w:br/>
+              <w:t>(Elaboración y custodia de evidencias)</w:t>
+            </w:r>
+          </w:p>
+        </w:tc>
+        <w:tc>
+          <w:tcPr>
+            <w:tcW w:type="dxa" w:w="3312"/>
+            <w:tcMar>
+              <w:top w:w="40" w:type="dxa"/>
+              <w:bottom w:w="80" w:type="dxa"/>
+              <w:left w:w="60" w:type="dxa"/>
+              <w:right w:w="60" w:type="dxa"/>
+            </w:tcMar>
+            <w:shd w:fill="F1F5F9"/>
+          </w:tcPr>
+          <w:p>
+            <w:pPr>
+              <w:jc w:val="center"/>
+            </w:pPr>
+            <w:r>
+              <w:rPr>
+                <w:rFonts w:ascii="Arial" w:hAnsi="Arial"/>
+                <w:b/>
+                <w:color w:val="1E293B"/>
+                <w:sz w:val="16"/>
+              </w:rPr>
+              <w:t>COORDINACIÓN DE CARRERA</w:t>
+              <w:br/>
+            </w:r>
+            <w:r>
+              <w:rPr>
+                <w:rFonts w:ascii="Arial" w:hAnsi="Arial"/>
+                <w:color w:val="64748B"/>
+                <w:sz w:val="14"/>
+              </w:rPr>
+              <w:t>Comisión Curricular de Área</w:t>
+              <w:br/>
+              <w:t>(Revisión curricular y pertinencia)</w:t>
+            </w:r>
+          </w:p>
+        </w:tc>
+        <w:tc>
+          <w:tcPr>
+            <w:tcW w:type="dxa" w:w="3312"/>
+            <w:tcMar>
+              <w:top w:w="40" w:type="dxa"/>
+              <w:bottom w:w="80" w:type="dxa"/>
+              <w:left w:w="60" w:type="dxa"/>
+              <w:right w:w="60" w:type="dxa"/>
+            </w:tcMar>
+            <w:shd w:fill="F1F5F9"/>
+          </w:tcPr>
+          <w:p>
+            <w:pPr>
+              <w:jc w:val="center"/>
+            </w:pPr>
+            <w:r>
+              <w:rPr>
+                <w:rFonts w:ascii="Arial" w:hAnsi="Arial"/>
+                <w:b/>
+                <w:color w:val="1E293B"/>
+                <w:sz w:val="16"/>
+              </w:rPr>
+              <w:t>DIRECCIÓN ACADÉMICA / DECANATO</w:t>
+              <w:br/>
+            </w:r>
+            <w:r>
+              <w:rPr>
+                <w:rFonts w:ascii="Arial" w:hAnsi="Arial"/>
+                <w:color w:val="64748B"/>
+                <w:sz w:val="14"/>
+              </w:rPr>
+              <w:t>Dirección de Calidad Académica</w:t>
+              <w:br/>
+              <w:t>(Aprobación oficial institucional)</w:t>
+            </w:r>
+          </w:p>
+        </w:tc>
+      </w:tr>
+    </w:tbl>
+    <w:p/>
+    <w:p>
       <w:pPr>
         <w:jc w:val="right"/>
       </w:pPr>
       <w:r>
         <w:rPr>
+          <w:rFonts w:ascii="Arial" w:hAnsi="Arial"/>
           <w:i/>
           <w:color w:val="64748B"/>
           <w:sz w:val="15"/>
         </w:rPr>
-        <w:t>Generado automáticamente por el Motor de Planificación Modular • Carpeta Pedagógica 2.0</w:t>
+        <w:t>Generado automáticamente por el Motor de Planificación Modular CBL • Carpeta Pedagógica 2.0 • ISO 21001:2018</w:t>
       </w:r>
     </w:p>
     <w:sectPr>
+      <w:headerReference w:type="default" r:id="rId9"/>
+      <w:footerReference w:type="default" r:id="rId10"/>
       <w:pgSz w:w="12240" w:h="15840"/>
-      <w:pgMar w:top="1440" w:right="1440" w:bottom="1440" w:left="1440" w:header="720" w:footer="720" w:gutter="0"/>
+      <w:pgMar w:top="1152" w:right="1152" w:bottom="1152" w:left="1152" w:header="720" w:footer="720" w:gutter="0"/>
       <w:cols w:space="720"/>
       <w:docGrid w:linePitch="360"/>
     </w:sectPr>
   </w:body>
 </w:document>
+</file>
+
+<file path=word/footer1.xml><?xml version="1.0" encoding="utf-8"?>
+<w:ftr xmlns:m="http://schemas.openxmlformats.org/officeDocument/2006/math" xmlns:mc="http://schemas.openxmlformats.org/markup-compatibility/2006" xmlns:mo="http://schemas.microsoft.com/office/mac/office/2008/main" xmlns:mv="urn:schemas-microsoft-com:mac:vml" xmlns:o="urn:schemas-microsoft-com:office:office" xmlns:r="http://schemas.openxmlformats.org/officeDocument/2006/relationships" xmlns:v="urn:schemas-microsoft-com:vml" xmlns:w10="urn:schemas-microsoft-com:office:word" xmlns:w14="http://schemas.microsoft.com/office/word/2010/wordml" xmlns:w="http://schemas.openxmlformats.org/wordprocessingml/2006/main" xmlns:wne="http://schemas.microsoft.com/office/word/2006/wordml" xmlns:wp14="http://schemas.microsoft.com/office/word/2010/wordprocessingDrawing" xmlns:wp="http://schemas.openxmlformats.org/drawingml/2006/wordprocessingDrawing" xmlns:wpc="http://schemas.microsoft.com/office/word/2010/wordprocessingCanvas" xmlns:wpg="http://schemas.microsoft.com/office/word/2010/wordprocessingGroup" xmlns:wpi="http://schemas.microsoft.com/office/word/2010/wordprocessingInk" xmlns:wps="http://schemas.microsoft.com/office/word/2010/wordprocessingShape" mc:Ignorable="w14 wp14">
+  <w:p>
+    <w:pPr>
+      <w:pStyle w:val="Footer"/>
+      <w:jc w:val="left"/>
+    </w:pPr>
+    <w:r>
+      <w:t>Carpeta Pedagógica 2.0 • Sistema de Calidad Curricular • DOC-DIR-CP2-PDC-INV101</w:t>
+    </w:r>
+  </w:p>
+</w:ftr>
+</file>
+
+<file path=word/header1.xml><?xml version="1.0" encoding="utf-8"?>
+<w:hdr xmlns:m="http://schemas.openxmlformats.org/officeDocument/2006/math" xmlns:mc="http://schemas.openxmlformats.org/markup-compatibility/2006" xmlns:mo="http://schemas.microsoft.com/office/mac/office/2008/main" xmlns:mv="urn:schemas-microsoft-com:mac:vml" xmlns:o="urn:schemas-microsoft-com:office:office" xmlns:r="http://schemas.openxmlformats.org/officeDocument/2006/relationships" xmlns:v="urn:schemas-microsoft-com:vml" xmlns:w10="urn:schemas-microsoft-com:office:word" xmlns:w14="http://schemas.microsoft.com/office/word/2010/wordml" xmlns:w="http://schemas.openxmlformats.org/wordprocessingml/2006/main" xmlns:wne="http://schemas.microsoft.com/office/word/2006/wordml" xmlns:wp14="http://schemas.microsoft.com/office/word/2010/wordprocessingDrawing" xmlns:wp="http://schemas.openxmlformats.org/drawingml/2006/wordprocessingDrawing" xmlns:wpc="http://schemas.microsoft.com/office/word/2010/wordprocessingCanvas" xmlns:wpg="http://schemas.microsoft.com/office/word/2010/wordprocessingGroup" xmlns:wpi="http://schemas.microsoft.com/office/word/2010/wordprocessingInk" xmlns:wps="http://schemas.microsoft.com/office/word/2010/wordprocessingShape" mc:Ignorable="w14 wp14">
+  <w:p>
+    <w:pPr>
+      <w:pStyle w:val="Header"/>
+      <w:jc w:val="right"/>
+    </w:pPr>
+    <w:r>
+      <w:t>PLAN DE APRENDIZAJE MODULAR (CBL) • INV101 • ISO 21001:2018</w:t>
+    </w:r>
+  </w:p>
+</w:hdr>
 </file>
 
 <file path=word/numbering.xml><?xml version="1.0" encoding="utf-8"?>

--- a/uploads/INV101 - Introduccion a la Investigacion-REV/planificacion/salida/PLAN_MODULAR_INV101_-_Introduccion_a_la_Investigacion.docx
+++ b/uploads/INV101 - Introduccion a la Investigacion-REV/planificacion/salida/PLAN_MODULAR_INV101_-_Introduccion_a_la_Investigacion.docx
@@ -394,7 +394,7 @@
               <w:jc w:val="left"/>
             </w:pPr>
             <w:r>
-              <w:t>Dr. Luis Alfredo Andia</w:t>
+              <w:t>Lic. / Dr. Docente Titular</w:t>
             </w:r>
           </w:p>
         </w:tc>
@@ -1724,7 +1724,7 @@
             <w:r>
               <w:t>DOCENTE TITULAR</w:t>
               <w:br/>
-              <w:t>Dr. Luis Alfredo Andia</w:t>
+              <w:t>Lic. / Dr. Docente Titular</w:t>
               <w:br/>
               <w:t>(Elaboración y custodia de evidencias)</w:t>
             </w:r>
